--- a/mehmet_basaran_cv_en.docx
+++ b/mehmet_basaran_cv_en.docx
@@ -4,552 +4,791 @@
   <w:body>
     <w:p>
       <w:pPr>
-        <w:spacing w:after="0"/>
+        <w:spacing w:before="0" w:after="0" w:line="240" w:lineRule="auto"/>
         <w:jc w:val="center"/>
       </w:pPr>
       <w:r>
         <w:rPr>
+          <w:rFonts w:ascii="Calibri" w:hAnsi="Calibri"/>
           <w:b/>
           <w:color w:val="1F4E79"/>
-          <w:sz w:val="36"/>
+          <w:sz w:val="42"/>
         </w:rPr>
-        <w:t>Mehmet Başaran</w:t>
+        <w:t>Mehmet Basaran</w:t>
       </w:r>
     </w:p>
     <w:p>
       <w:pPr>
-        <w:spacing w:after="20"/>
+        <w:spacing w:before="0" w:after="40" w:line="240" w:lineRule="auto"/>
         <w:jc w:val="center"/>
       </w:pPr>
       <w:r>
         <w:rPr>
+          <w:rFonts w:ascii="Calibri" w:hAnsi="Calibri"/>
           <w:b/>
-          <w:sz w:val="20"/>
+          <w:color w:val="191919"/>
+          <w:sz w:val="22"/>
         </w:rPr>
-        <w:t>DevOps Engineer | Linux System Administrator | Monitoring &amp; Observability</w:t>
+        <w:t>DevOps Engineer</w:t>
       </w:r>
     </w:p>
     <w:p>
       <w:pPr>
-        <w:spacing w:after="100"/>
+        <w:spacing w:before="0" w:after="20" w:line="240" w:lineRule="auto"/>
         <w:jc w:val="center"/>
       </w:pPr>
       <w:r>
-        <w:t>Ankara, Turkey | +90 531 380 3779 | mehmet94nto@gmail.com | https://nto4.github.io/mehmet.basaran.github.io/</w:t>
+        <w:rPr>
+          <w:rFonts w:ascii="Calibri" w:hAnsi="Calibri"/>
+          <w:color w:val="525252"/>
+          <w:sz w:val="16"/>
+        </w:rPr>
+        <w:t>Ankara, Turkey | +90 531 380 3779 | mehmet94nto@gmail.com</w:t>
       </w:r>
     </w:p>
     <w:p>
       <w:pPr>
-        <w:pStyle w:val="Heading1"/>
+        <w:spacing w:before="0" w:after="20" w:line="240" w:lineRule="auto"/>
+        <w:jc w:val="center"/>
       </w:pPr>
       <w:r>
         <w:rPr>
-          <w:b/>
+          <w:rFonts w:ascii="Calibri" w:hAnsi="Calibri"/>
+          <w:color w:val="525252"/>
+          <w:sz w:val="16"/>
         </w:rPr>
-        <w:t>Professional Summary</w:t>
-      </w:r>
-    </w:p>
-    <w:p>
-      <w:r>
-        <w:t>DevOps Engineer and Linux System Administrator with 5+ years of production DevOps and operations experience and 8 years of hands-on Linux experience. Experienced in Ubuntu, Red Hat, and Debian-based environments supporting Java and .NET Core application stacks, PostgreSQL-focused data layers, and high-availability services such as Elasticsearch, Cassandra, and Kafka. At Sebit, progressed from Monitoring Specialist to DevOps Engineer while supporting 1000+ VMs, 10+ vanilla Kubernetes clusters, and 200+ microservices. Built monitoring platforms from scratch and designed automated CI/CD deployment workflows for monolithic applications and microservices. Supported production systems serving up to 2 million active users, including a COVID-19 period with 20x user growth.</w:t>
+        <w:t>LinkedIn: https://www.linkedin.com/in/mehmet-basaran/ | GitHub: https://github.com/nto4/ | Portfolio: https://nto4.github.io/mehmet.basaran.github.io/</w:t>
       </w:r>
     </w:p>
     <w:p>
       <w:pPr>
-        <w:pStyle w:val="Heading1"/>
+        <w:spacing w:before="160" w:after="60" w:line="240" w:lineRule="auto"/>
       </w:pPr>
       <w:r>
         <w:rPr>
+          <w:rFonts w:ascii="Calibri" w:hAnsi="Calibri"/>
           <w:b/>
+          <w:color w:val="1F4E79"/>
+          <w:sz w:val="23"/>
         </w:rPr>
-        <w:t>Core Skills</w:t>
+        <w:t>PROFESSIONAL SUMMARY</w:t>
       </w:r>
     </w:p>
     <w:p>
       <w:pPr>
-        <w:spacing w:after="30"/>
+        <w:spacing w:before="0" w:after="80" w:line="259" w:lineRule="auto"/>
       </w:pPr>
       <w:r>
         <w:rPr>
-          <w:b/>
+          <w:rFonts w:ascii="Calibri" w:hAnsi="Calibri"/>
+          <w:color w:val="191919"/>
+          <w:sz w:val="19"/>
         </w:rPr>
-        <w:t xml:space="preserve">Platforms &amp; Environments: </w:t>
-      </w:r>
-      <w:r>
-        <w:t>Ubuntu, Red Hat, Debian, VMware, Docker</w:t>
+        <w:t>DevOps Engineer with 5+ years of production DevOps and operations experience, plus 8 years of hands-on Linux experience across Ubuntu, Red Hat, and Debian-based environments. Strong in Kubernetes, CI/CD automation, observability, Infrastructure as Code, and high-availability services for Java, Spring, .NET Core, and PostgreSQL-focused application stacks. At Sebit, progressed from Monitoring Specialist to DevOps Engineer while supporting 1000+ VMs, 10+ Kubernetes clusters, 200+ microservices, and production systems serving up to 2 million active users. Known for turning manual release and monitoring practices into controlled, observable, self-service delivery workflows that help engineering teams develop, deploy, and troubleshoot faster.</w:t>
       </w:r>
     </w:p>
     <w:p>
       <w:pPr>
-        <w:spacing w:after="30"/>
+        <w:spacing w:before="160" w:after="60" w:line="240" w:lineRule="auto"/>
       </w:pPr>
       <w:r>
         <w:rPr>
+          <w:rFonts w:ascii="Calibri" w:hAnsi="Calibri"/>
           <w:b/>
+          <w:color w:val="1F4E79"/>
+          <w:sz w:val="23"/>
         </w:rPr>
-        <w:t xml:space="preserve">Containers &amp; Orchestration: </w:t>
-      </w:r>
-      <w:r>
-        <w:t>Vanilla Kubernetes (10+ clusters), Helm, 200+ microservices, rollouts, rollbacks, service troubleshooting</w:t>
-      </w:r>
-    </w:p>
-    <w:p>
-      <w:pPr>
-        <w:spacing w:after="30"/>
-      </w:pPr>
-      <w:r>
-        <w:rPr>
-          <w:b/>
-        </w:rPr>
-        <w:t xml:space="preserve">CI/CD &amp; Automation: </w:t>
-      </w:r>
-      <w:r>
-        <w:t>Jenkins, GitLab Runner, GitLab CI/CD, reusable ci.yml templates, Ansible, Bash, Python</w:t>
-      </w:r>
-    </w:p>
-    <w:p>
-      <w:pPr>
-        <w:spacing w:after="30"/>
-      </w:pPr>
-      <w:r>
-        <w:rPr>
-          <w:b/>
-        </w:rPr>
-        <w:t xml:space="preserve">Monitoring &amp; Observability: </w:t>
-      </w:r>
-      <w:r>
-        <w:t>Prometheus, Grafana, Alertmanager, Nagios, Zabbix, auto-discovery, Glowroot, Elastic APM, trace analysis</w:t>
-      </w:r>
-    </w:p>
-    <w:p>
-      <w:pPr>
-        <w:spacing w:after="30"/>
-      </w:pPr>
-      <w:r>
-        <w:rPr>
-          <w:b/>
-        </w:rPr>
-        <w:t xml:space="preserve">Databases, Search &amp; Messaging: </w:t>
-      </w:r>
-      <w:r>
-        <w:t>PostgreSQL (primary), MySQL, Elasticsearch, Cassandra, Kafka, Memcached, McRouter</w:t>
-      </w:r>
-    </w:p>
-    <w:p>
-      <w:pPr>
-        <w:spacing w:after="30"/>
-      </w:pPr>
-      <w:r>
-        <w:rPr>
-          <w:b/>
-        </w:rPr>
-        <w:t xml:space="preserve">Runtime, Middleware &amp; Web: </w:t>
-      </w:r>
-      <w:r>
-        <w:t>Java runtime, .NET Core runtime, Nginx, Tomcat</w:t>
-      </w:r>
-    </w:p>
-    <w:p>
-      <w:pPr>
-        <w:spacing w:after="30"/>
-      </w:pPr>
-      <w:r>
-        <w:rPr>
-          <w:b/>
-        </w:rPr>
-        <w:t xml:space="preserve">Cloud: </w:t>
-      </w:r>
-      <w:r>
-        <w:t>AWS EC2, RDS, Load Balancer, S3, Lambda</w:t>
-      </w:r>
-    </w:p>
-    <w:p>
-      <w:pPr>
-        <w:spacing w:after="30"/>
-      </w:pPr>
-      <w:r>
-        <w:rPr>
-          <w:b/>
-        </w:rPr>
-        <w:t xml:space="preserve">Version Control: </w:t>
-      </w:r>
-      <w:r>
-        <w:t>Git</w:t>
-      </w:r>
-    </w:p>
-    <w:p>
-      <w:pPr>
-        <w:spacing w:after="30"/>
-      </w:pPr>
-      <w:r>
-        <w:rPr>
-          <w:b/>
-        </w:rPr>
-        <w:t xml:space="preserve">Additional: </w:t>
-      </w:r>
-      <w:r>
-        <w:t>1000+ VM environments, high availability, capacity planning, incident response, release management, production support</w:t>
-      </w:r>
-    </w:p>
-    <w:p>
-      <w:pPr>
-        <w:pStyle w:val="Heading1"/>
-      </w:pPr>
-      <w:r>
-        <w:rPr>
-          <w:b/>
-        </w:rPr>
-        <w:t>Professional Experience</w:t>
-      </w:r>
-    </w:p>
-    <w:p>
-      <w:pPr>
-        <w:keepNext/>
-        <w:spacing w:before="100" w:after="0"/>
-      </w:pPr>
-      <w:r>
-        <w:rPr>
-          <w:b/>
-          <w:sz w:val="21"/>
-        </w:rPr>
-        <w:t>Sebit Information &amp; Education Technologies Inc.</w:t>
-      </w:r>
-      <w:r>
-        <w:t xml:space="preserve"> | Ankara, Turkey</w:t>
-      </w:r>
-    </w:p>
-    <w:p>
-      <w:pPr>
-        <w:keepNext/>
-        <w:spacing w:before="80" w:after="10"/>
-      </w:pPr>
-      <w:r>
-        <w:rPr>
-          <w:b/>
-        </w:rPr>
-        <w:t>DevOps Engineer</w:t>
-      </w:r>
-      <w:r>
-        <w:rPr>
-          <w:i/>
-        </w:rPr>
-        <w:t xml:space="preserve"> | Sep 2022 - Present</w:t>
+        <w:t>SELECTED IMPACT</w:t>
       </w:r>
     </w:p>
     <w:p>
       <w:pPr>
         <w:pStyle w:val="ListBullet"/>
-        <w:spacing w:after="20" w:line="240" w:lineRule="auto"/>
-        <w:ind w:left="255" w:hanging="113"/>
+        <w:spacing w:before="0" w:after="32" w:line="254" w:lineRule="auto"/>
+        <w:ind w:left="317" w:hanging="173"/>
       </w:pPr>
       <w:r>
-        <w:t>Design, build, and maintain fully automated CI/CD workflows with Jenkins, GitLab Runner, GitLab CI/CD, Ansible, and Docker for monolithic applications and microservices deployed to vanilla Kubernetes.</w:t>
+        <w:rPr>
+          <w:rFonts w:ascii="Calibri" w:hAnsi="Calibri"/>
+          <w:color w:val="191919"/>
+          <w:sz w:val="18"/>
+        </w:rPr>
+        <w:t>Supported production environments at large operational scale: 1000+ VMs, 10+ Kubernetes clusters, 200+ microservices, and up to 2 million active users.</w:t>
       </w:r>
     </w:p>
     <w:p>
       <w:pPr>
         <w:pStyle w:val="ListBullet"/>
-        <w:spacing w:after="20" w:line="240" w:lineRule="auto"/>
-        <w:ind w:left="255" w:hanging="113"/>
+        <w:spacing w:before="0" w:after="32" w:line="254" w:lineRule="auto"/>
+        <w:ind w:left="317" w:hanging="173"/>
       </w:pPr>
       <w:r>
-        <w:t>Standardize reusable reference ci.yml templates so new projects can link to the pipeline, update values, and deploy through developer self-service or DevOps-managed workflows.</w:t>
+        <w:rPr>
+          <w:rFonts w:ascii="Calibri" w:hAnsi="Calibri"/>
+          <w:color w:val="191919"/>
+          <w:sz w:val="18"/>
+        </w:rPr>
+        <w:t>Standardized reusable GitLab CI/CD and Jenkins deployment workflows, making project onboarding, environment promotion, and release control easier for development teams.</w:t>
       </w:r>
     </w:p>
     <w:p>
       <w:pPr>
         <w:pStyle w:val="ListBullet"/>
-        <w:spacing w:after="20" w:line="240" w:lineRule="auto"/>
-        <w:ind w:left="255" w:hanging="113"/>
+        <w:spacing w:before="0" w:after="32" w:line="254" w:lineRule="auto"/>
+        <w:ind w:left="317" w:hanging="173"/>
       </w:pPr>
       <w:r>
-        <w:t>Automate deployment flows where a developer code push triggers build, container image creation, static code analysis, beta deployment, and controlled promotion to pre-production and production with QA/developer approval gates.</w:t>
+        <w:rPr>
+          <w:rFonts w:ascii="Calibri" w:hAnsi="Calibri"/>
+          <w:color w:val="191919"/>
+          <w:sz w:val="18"/>
+        </w:rPr>
+        <w:t>Helped transform delivery into a more controlled and observable engineering environment by combining CI/CD automation, approval gates, monitoring, logs, metrics, and APM traces.</w:t>
       </w:r>
     </w:p>
     <w:p>
       <w:pPr>
         <w:pStyle w:val="ListBullet"/>
-        <w:spacing w:after="20" w:line="240" w:lineRule="auto"/>
-        <w:ind w:left="255" w:hanging="113"/>
+        <w:spacing w:before="0" w:after="32" w:line="254" w:lineRule="auto"/>
+        <w:ind w:left="317" w:hanging="173"/>
       </w:pPr>
       <w:r>
-        <w:t>Deploy and operate 200+ microservices across 10+ vanilla Kubernetes clusters with Helm, including chart configuration, values management, rollout/rollback coordination, and service-level troubleshooting.</w:t>
+        <w:rPr>
+          <w:rFonts w:ascii="Calibri" w:hAnsi="Calibri"/>
+          <w:color w:val="191919"/>
+          <w:sz w:val="18"/>
+        </w:rPr>
+        <w:t>Built monitoring foundations from scratch for VM-based systems, monolithic applications, Kubernetes workloads, and core production services.</w:t>
+      </w:r>
+    </w:p>
+    <w:p>
+      <w:pPr>
+        <w:spacing w:before="160" w:after="60" w:line="240" w:lineRule="auto"/>
+      </w:pPr>
+      <w:r>
+        <w:rPr>
+          <w:rFonts w:ascii="Calibri" w:hAnsi="Calibri"/>
+          <w:b/>
+          <w:color w:val="1F4E79"/>
+          <w:sz w:val="23"/>
+        </w:rPr>
+        <w:t>CORE SKILLS</w:t>
+      </w:r>
+    </w:p>
+    <w:p>
+      <w:pPr>
+        <w:spacing w:before="0" w:after="34" w:line="245" w:lineRule="auto"/>
+      </w:pPr>
+      <w:r>
+        <w:rPr>
+          <w:rFonts w:ascii="Calibri" w:hAnsi="Calibri"/>
+          <w:b/>
+          <w:color w:val="191919"/>
+          <w:sz w:val="18"/>
+        </w:rPr>
+        <w:t xml:space="preserve">DevOps &amp; CI/CD: </w:t>
+      </w:r>
+      <w:r>
+        <w:rPr>
+          <w:rFonts w:ascii="Calibri" w:hAnsi="Calibri"/>
+          <w:color w:val="191919"/>
+          <w:sz w:val="18"/>
+        </w:rPr>
+        <w:t>Jenkins, GitLab Runner, GitLab CI/CD, reusable ci.yml templates, Docker, Ansible, Terraform, Bash, Python, Infrastructure as Code</w:t>
+      </w:r>
+    </w:p>
+    <w:p>
+      <w:pPr>
+        <w:spacing w:before="0" w:after="34" w:line="245" w:lineRule="auto"/>
+      </w:pPr>
+      <w:r>
+        <w:rPr>
+          <w:rFonts w:ascii="Calibri" w:hAnsi="Calibri"/>
+          <w:b/>
+          <w:color w:val="191919"/>
+          <w:sz w:val="18"/>
+        </w:rPr>
+        <w:t xml:space="preserve">Kubernetes &amp; Containers: </w:t>
+      </w:r>
+      <w:r>
+        <w:rPr>
+          <w:rFonts w:ascii="Calibri" w:hAnsi="Calibri"/>
+          <w:color w:val="191919"/>
+          <w:sz w:val="18"/>
+        </w:rPr>
+        <w:t>Kubernetes, RKE2, Rancher, Kubespray, Helm, EKS, rollouts, rollbacks, service troubleshooting, cluster operations</w:t>
+      </w:r>
+    </w:p>
+    <w:p>
+      <w:pPr>
+        <w:spacing w:before="0" w:after="34" w:line="245" w:lineRule="auto"/>
+      </w:pPr>
+      <w:r>
+        <w:rPr>
+          <w:rFonts w:ascii="Calibri" w:hAnsi="Calibri"/>
+          <w:b/>
+          <w:color w:val="191919"/>
+          <w:sz w:val="18"/>
+        </w:rPr>
+        <w:t xml:space="preserve">Monitoring &amp; Observability: </w:t>
+      </w:r>
+      <w:r>
+        <w:rPr>
+          <w:rFonts w:ascii="Calibri" w:hAnsi="Calibri"/>
+          <w:color w:val="191919"/>
+          <w:sz w:val="18"/>
+        </w:rPr>
+        <w:t>Prometheus, Grafana, Alertmanager, Nagios, Zabbix, auto-discovery, Glowroot, Elastic APM, logs, traces, metrics</w:t>
+      </w:r>
+    </w:p>
+    <w:p>
+      <w:pPr>
+        <w:spacing w:before="0" w:after="34" w:line="245" w:lineRule="auto"/>
+      </w:pPr>
+      <w:r>
+        <w:rPr>
+          <w:rFonts w:ascii="Calibri" w:hAnsi="Calibri"/>
+          <w:b/>
+          <w:color w:val="191919"/>
+          <w:sz w:val="18"/>
+        </w:rPr>
+        <w:t xml:space="preserve">Linux, Cloud &amp; Platforms: </w:t>
+      </w:r>
+      <w:r>
+        <w:rPr>
+          <w:rFonts w:ascii="Calibri" w:hAnsi="Calibri"/>
+          <w:color w:val="191919"/>
+          <w:sz w:val="18"/>
+        </w:rPr>
+        <w:t>Ubuntu, Red Hat, Debian, VMware, AWS EC2, AWS RDS, Load Balancer, S3, Lambda</w:t>
+      </w:r>
+    </w:p>
+    <w:p>
+      <w:pPr>
+        <w:spacing w:before="0" w:after="34" w:line="245" w:lineRule="auto"/>
+      </w:pPr>
+      <w:r>
+        <w:rPr>
+          <w:rFonts w:ascii="Calibri" w:hAnsi="Calibri"/>
+          <w:b/>
+          <w:color w:val="191919"/>
+          <w:sz w:val="18"/>
+        </w:rPr>
+        <w:t xml:space="preserve">Databases, Search &amp; Messaging: </w:t>
+      </w:r>
+      <w:r>
+        <w:rPr>
+          <w:rFonts w:ascii="Calibri" w:hAnsi="Calibri"/>
+          <w:color w:val="191919"/>
+          <w:sz w:val="18"/>
+        </w:rPr>
+        <w:t>PostgreSQL, MySQL, Elasticsearch, Cassandra, Kafka, Memcached, McRouter</w:t>
+      </w:r>
+    </w:p>
+    <w:p>
+      <w:pPr>
+        <w:spacing w:before="0" w:after="34" w:line="245" w:lineRule="auto"/>
+      </w:pPr>
+      <w:r>
+        <w:rPr>
+          <w:rFonts w:ascii="Calibri" w:hAnsi="Calibri"/>
+          <w:b/>
+          <w:color w:val="191919"/>
+          <w:sz w:val="18"/>
+        </w:rPr>
+        <w:t xml:space="preserve">Runtime, Middleware &amp; Web: </w:t>
+      </w:r>
+      <w:r>
+        <w:rPr>
+          <w:rFonts w:ascii="Calibri" w:hAnsi="Calibri"/>
+          <w:color w:val="191919"/>
+          <w:sz w:val="18"/>
+        </w:rPr>
+        <w:t>Java runtime, Spring Core, Spring Boot, .NET Core runtime, Nginx, Tomcat</w:t>
+      </w:r>
+    </w:p>
+    <w:p>
+      <w:pPr>
+        <w:spacing w:before="0" w:after="34" w:line="245" w:lineRule="auto"/>
+      </w:pPr>
+      <w:r>
+        <w:rPr>
+          <w:rFonts w:ascii="Calibri" w:hAnsi="Calibri"/>
+          <w:b/>
+          <w:color w:val="191919"/>
+          <w:sz w:val="18"/>
+        </w:rPr>
+        <w:t xml:space="preserve">Operations: </w:t>
+      </w:r>
+      <w:r>
+        <w:rPr>
+          <w:rFonts w:ascii="Calibri" w:hAnsi="Calibri"/>
+          <w:color w:val="191919"/>
+          <w:sz w:val="18"/>
+        </w:rPr>
+        <w:t>high availability, capacity planning, incident response, release management, production support</w:t>
+      </w:r>
+    </w:p>
+    <w:p>
+      <w:pPr>
+        <w:spacing w:before="160" w:after="60" w:line="240" w:lineRule="auto"/>
+      </w:pPr>
+      <w:r>
+        <w:rPr>
+          <w:rFonts w:ascii="Calibri" w:hAnsi="Calibri"/>
+          <w:b/>
+          <w:color w:val="1F4E79"/>
+          <w:sz w:val="23"/>
+        </w:rPr>
+        <w:t>PROFESSIONAL EXPERIENCE</w:t>
+      </w:r>
+    </w:p>
+    <w:p>
+      <w:pPr>
+        <w:spacing w:before="0" w:after="0" w:line="240" w:lineRule="auto"/>
+      </w:pPr>
+      <w:r>
+        <w:rPr>
+          <w:rFonts w:ascii="Calibri" w:hAnsi="Calibri"/>
+          <w:b/>
+          <w:color w:val="191919"/>
+          <w:sz w:val="20"/>
+        </w:rPr>
+        <w:t>Sebit Information &amp; Education Technologies Inc. | Ankara, Turkey</w:t>
+      </w:r>
+    </w:p>
+    <w:p>
+      <w:pPr>
+        <w:spacing w:before="0" w:after="40" w:line="240" w:lineRule="auto"/>
+      </w:pPr>
+      <w:r>
+        <w:rPr>
+          <w:rFonts w:ascii="Calibri" w:hAnsi="Calibri"/>
+          <w:b/>
+          <w:color w:val="525252"/>
+          <w:sz w:val="18"/>
+        </w:rPr>
+        <w:t>DevOps Engineer | Sep 2022 - Present</w:t>
       </w:r>
     </w:p>
     <w:p>
       <w:pPr>
         <w:pStyle w:val="ListBullet"/>
-        <w:spacing w:after="20" w:line="240" w:lineRule="auto"/>
-        <w:ind w:left="255" w:hanging="113"/>
+        <w:spacing w:before="0" w:after="40" w:line="254" w:lineRule="auto"/>
+        <w:ind w:left="317" w:hanging="173"/>
       </w:pPr>
       <w:r>
-        <w:t>Supported production platforms serving up to 2 million active users during the COVID-19 period, when user volume grew 20x, contributing to reliability, capacity planning, resource scaling, and release readiness.</w:t>
+        <w:rPr>
+          <w:rFonts w:ascii="Calibri" w:hAnsi="Calibri"/>
+          <w:color w:val="191919"/>
+          <w:sz w:val="18"/>
+        </w:rPr>
+        <w:t>Converted release workflows into automated, controlled CI/CD paths with Jenkins, GitLab Runner, GitLab CI/CD, Docker, and Ansible, enabling teams to build, deploy, and promote changes faster with clearer ownership.</w:t>
       </w:r>
     </w:p>
     <w:p>
       <w:pPr>
         <w:pStyle w:val="ListBullet"/>
-        <w:spacing w:after="20" w:line="240" w:lineRule="auto"/>
-        <w:ind w:left="255" w:hanging="113"/>
+        <w:spacing w:before="0" w:after="40" w:line="254" w:lineRule="auto"/>
+        <w:ind w:left="317" w:hanging="173"/>
       </w:pPr>
       <w:r>
-        <w:t>Operate and support 1000+ Ubuntu, Red Hat, and Debian VM environments and related services manually and through automation with Ansible, Bash, and Python.</w:t>
+        <w:rPr>
+          <w:rFonts w:ascii="Calibri" w:hAnsi="Calibri"/>
+          <w:color w:val="191919"/>
+          <w:sz w:val="18"/>
+        </w:rPr>
+        <w:t>Standardized reusable reference ci.yml templates so new projects can connect to a common pipeline, update environment values, and deploy through developer self-service or DevOps-managed workflows.</w:t>
       </w:r>
     </w:p>
     <w:p>
       <w:pPr>
         <w:pStyle w:val="ListBullet"/>
-        <w:spacing w:after="20" w:line="240" w:lineRule="auto"/>
-        <w:ind w:left="255" w:hanging="113"/>
+        <w:spacing w:before="0" w:after="40" w:line="254" w:lineRule="auto"/>
+        <w:ind w:left="317" w:hanging="173"/>
       </w:pPr>
       <w:r>
+        <w:rPr>
+          <w:rFonts w:ascii="Calibri" w:hAnsi="Calibri"/>
+          <w:color w:val="191919"/>
+          <w:sz w:val="18"/>
+        </w:rPr>
+        <w:t>Built deployment flows from code push to build, container image creation, static code analysis, beta deployment, and controlled promotion to pre-production and production with QA/developer approval gates.</w:t>
+      </w:r>
+    </w:p>
+    <w:p>
+      <w:pPr>
+        <w:pStyle w:val="ListBullet"/>
+        <w:spacing w:before="0" w:after="40" w:line="254" w:lineRule="auto"/>
+        <w:ind w:left="317" w:hanging="173"/>
+      </w:pPr>
+      <w:r>
+        <w:rPr>
+          <w:rFonts w:ascii="Calibri" w:hAnsi="Calibri"/>
+          <w:color w:val="191919"/>
+          <w:sz w:val="18"/>
+        </w:rPr>
+        <w:t>Operate 200+ microservices across 10+ Kubernetes clusters with Helm, including chart configuration, values management, rollout/rollback coordination, and service-level troubleshooting.</w:t>
+      </w:r>
+    </w:p>
+    <w:p>
+      <w:pPr>
+        <w:pStyle w:val="ListBullet"/>
+        <w:spacing w:before="0" w:after="40" w:line="254" w:lineRule="auto"/>
+        <w:ind w:left="317" w:hanging="173"/>
+      </w:pPr>
+      <w:r>
+        <w:rPr>
+          <w:rFonts w:ascii="Calibri" w:hAnsi="Calibri"/>
+          <w:color w:val="191919"/>
+          <w:sz w:val="18"/>
+        </w:rPr>
+        <w:t>Helped move production delivery into a more controlled and observable engineering environment by combining CI/CD automation, approval gates, monitoring signals, logs, metrics, and APM traces.</w:t>
+      </w:r>
+    </w:p>
+    <w:p>
+      <w:pPr>
+        <w:pStyle w:val="ListBullet"/>
+        <w:spacing w:before="0" w:after="40" w:line="254" w:lineRule="auto"/>
+        <w:ind w:left="317" w:hanging="173"/>
+      </w:pPr>
+      <w:r>
+        <w:rPr>
+          <w:rFonts w:ascii="Calibri" w:hAnsi="Calibri"/>
+          <w:color w:val="191919"/>
+          <w:sz w:val="18"/>
+        </w:rPr>
+        <w:t>Support 1000+ Ubuntu, Red Hat, and Debian VM environments and production services manually and through automation with Ansible, Bash, and Python.</w:t>
+      </w:r>
+    </w:p>
+    <w:p>
+      <w:pPr>
+        <w:pStyle w:val="ListBullet"/>
+        <w:spacing w:before="0" w:after="40" w:line="254" w:lineRule="auto"/>
+        <w:ind w:left="317" w:hanging="173"/>
+      </w:pPr>
+      <w:r>
+        <w:rPr>
+          <w:rFonts w:ascii="Calibri" w:hAnsi="Calibri"/>
+          <w:color w:val="191919"/>
+          <w:sz w:val="18"/>
+        </w:rPr>
         <w:t>Install, configure, and administer high-availability production services under load, including PostgreSQL, Elasticsearch, Cassandra, Kafka, Nginx, Tomcat, and Kubernetes-based services.</w:t>
       </w:r>
     </w:p>
     <w:p>
       <w:pPr>
         <w:pStyle w:val="ListBullet"/>
-        <w:spacing w:after="20" w:line="240" w:lineRule="auto"/>
-        <w:ind w:left="255" w:hanging="113"/>
+        <w:spacing w:before="0" w:after="40" w:line="254" w:lineRule="auto"/>
+        <w:ind w:left="317" w:hanging="173"/>
       </w:pPr>
       <w:r>
-        <w:t>Operate Java and .NET Core runtime stacks in Linux-based environments, with PostgreSQL used as the primary relational database for many production workloads.</w:t>
+        <w:rPr>
+          <w:rFonts w:ascii="Calibri" w:hAnsi="Calibri"/>
+          <w:color w:val="191919"/>
+          <w:sz w:val="18"/>
+        </w:rPr>
+        <w:t>Operate Linux-based Java, Spring Core, Spring Boot, and .NET Core runtime stacks, with PostgreSQL used as the primary relational database for many production workloads.</w:t>
       </w:r>
     </w:p>
     <w:p>
       <w:pPr>
         <w:pStyle w:val="ListBullet"/>
-        <w:spacing w:after="20" w:line="240" w:lineRule="auto"/>
-        <w:ind w:left="255" w:hanging="113"/>
+        <w:spacing w:before="0" w:after="40" w:line="254" w:lineRule="auto"/>
+        <w:ind w:left="317" w:hanging="173"/>
       </w:pPr>
       <w:r>
-        <w:t>Manage beta, pre-production, and production deployments; support release processes; and resolve deployment issues with development teams.</w:t>
+        <w:rPr>
+          <w:rFonts w:ascii="Calibri" w:hAnsi="Calibri"/>
+          <w:color w:val="191919"/>
+          <w:sz w:val="18"/>
+        </w:rPr>
+        <w:t>Investigate production incidents and runtime performance issues using Prometheus, Grafana, Glowroot, Elastic APM, logs, service metrics, and alert signals.</w:t>
+      </w:r>
+    </w:p>
+    <w:p>
+      <w:r>
+        <w:br w:type="page"/>
+      </w:r>
+    </w:p>
+    <w:p>
+      <w:pPr>
+        <w:spacing w:before="80" w:after="0" w:line="240" w:lineRule="auto"/>
+      </w:pPr>
+      <w:r>
+        <w:rPr>
+          <w:rFonts w:ascii="Calibri" w:hAnsi="Calibri"/>
+          <w:b/>
+          <w:color w:val="191919"/>
+          <w:sz w:val="20"/>
+        </w:rPr>
+        <w:t>Sebit Information &amp; Education Technologies Inc. | Ankara, Turkey</w:t>
+      </w:r>
+    </w:p>
+    <w:p>
+      <w:pPr>
+        <w:spacing w:before="0" w:after="40" w:line="240" w:lineRule="auto"/>
+      </w:pPr>
+      <w:r>
+        <w:rPr>
+          <w:rFonts w:ascii="Calibri" w:hAnsi="Calibri"/>
+          <w:b/>
+          <w:color w:val="525252"/>
+          <w:sz w:val="18"/>
+        </w:rPr>
+        <w:t>Monitoring Specialist | Sep 2020 - Sep 2022</w:t>
       </w:r>
     </w:p>
     <w:p>
       <w:pPr>
         <w:pStyle w:val="ListBullet"/>
-        <w:spacing w:after="20" w:line="240" w:lineRule="auto"/>
-        <w:ind w:left="255" w:hanging="113"/>
-      </w:pPr>
-      <w:r>
-        <w:t>Investigate incidents and runtime performance issues using Prometheus, Grafana, Glowroot, Elastic APM, logs, service metrics, and alert signals.</w:t>
-      </w:r>
-    </w:p>
-    <w:p>
-      <w:pPr>
-        <w:keepNext/>
-        <w:spacing w:before="80" w:after="10"/>
+        <w:spacing w:before="0" w:after="40" w:line="254" w:lineRule="auto"/>
+        <w:ind w:left="317" w:hanging="173"/>
       </w:pPr>
       <w:r>
         <w:rPr>
-          <w:b/>
+          <w:rFonts w:ascii="Calibri" w:hAnsi="Calibri"/>
+          <w:color w:val="191919"/>
+          <w:sz w:val="18"/>
         </w:rPr>
-        <w:t>Monitoring Specialist</w:t>
-      </w:r>
-      <w:r>
-        <w:rPr>
-          <w:i/>
-        </w:rPr>
-        <w:t xml:space="preserve"> | Sep 2020 - Sep 2022</w:t>
-      </w:r>
-    </w:p>
-    <w:p>
-      <w:pPr>
-        <w:pStyle w:val="ListBullet"/>
-        <w:spacing w:after="20" w:line="240" w:lineRule="auto"/>
-        <w:ind w:left="255" w:hanging="113"/>
-      </w:pPr>
-      <w:r>
         <w:t>Designed and implemented monitoring infrastructure from scratch for monolithic applications, VM-based systems, and core services using Nagios and Zabbix.</w:t>
       </w:r>
     </w:p>
     <w:p>
       <w:pPr>
         <w:pStyle w:val="ListBullet"/>
-        <w:spacing w:after="20" w:line="240" w:lineRule="auto"/>
-        <w:ind w:left="255" w:hanging="113"/>
+        <w:spacing w:before="0" w:after="40" w:line="254" w:lineRule="auto"/>
+        <w:ind w:left="317" w:hanging="173"/>
       </w:pPr>
       <w:r>
+        <w:rPr>
+          <w:rFonts w:ascii="Calibri" w:hAnsi="Calibri"/>
+          <w:color w:val="191919"/>
+          <w:sz w:val="18"/>
+        </w:rPr>
         <w:t>Automated VM and service discovery, group assignment, and activation of relevant monitoring checks for newly detected infrastructure and application services.</w:t>
       </w:r>
     </w:p>
     <w:p>
       <w:pPr>
         <w:pStyle w:val="ListBullet"/>
-        <w:spacing w:after="20" w:line="240" w:lineRule="auto"/>
-        <w:ind w:left="255" w:hanging="113"/>
+        <w:spacing w:before="0" w:after="40" w:line="254" w:lineRule="auto"/>
+        <w:ind w:left="317" w:hanging="173"/>
       </w:pPr>
       <w:r>
+        <w:rPr>
+          <w:rFonts w:ascii="Calibri" w:hAnsi="Calibri"/>
+          <w:color w:val="191919"/>
+          <w:sz w:val="18"/>
+        </w:rPr>
         <w:t>Monitored infrastructure health across CPU, disk, memory, mounts, services, port listening checks, and application-specific service availability.</w:t>
       </w:r>
     </w:p>
     <w:p>
       <w:pPr>
         <w:pStyle w:val="ListBullet"/>
-        <w:spacing w:after="20" w:line="240" w:lineRule="auto"/>
-        <w:ind w:left="255" w:hanging="113"/>
+        <w:spacing w:before="0" w:after="40" w:line="254" w:lineRule="auto"/>
+        <w:ind w:left="317" w:hanging="173"/>
       </w:pPr>
       <w:r>
+        <w:rPr>
+          <w:rFonts w:ascii="Calibri" w:hAnsi="Calibri"/>
+          <w:color w:val="191919"/>
+          <w:sz w:val="18"/>
+        </w:rPr>
         <w:t>Created custom monitoring scripts and plugins for service availability, infrastructure metrics, and application health checks.</w:t>
       </w:r>
     </w:p>
     <w:p>
       <w:pPr>
         <w:pStyle w:val="ListBullet"/>
-        <w:spacing w:after="20" w:line="240" w:lineRule="auto"/>
-        <w:ind w:left="255" w:hanging="113"/>
+        <w:spacing w:before="0" w:after="40" w:line="254" w:lineRule="auto"/>
+        <w:ind w:left="317" w:hanging="173"/>
       </w:pPr>
       <w:r>
+        <w:rPr>
+          <w:rFonts w:ascii="Calibri" w:hAnsi="Calibri"/>
+          <w:color w:val="191919"/>
+          <w:sz w:val="18"/>
+        </w:rPr>
         <w:t>Expanded observability for microservices and Kubernetes environments with Prometheus, Grafana, and Alertmanager.</w:t>
       </w:r>
     </w:p>
     <w:p>
       <w:pPr>
         <w:pStyle w:val="ListBullet"/>
-        <w:spacing w:after="20" w:line="240" w:lineRule="auto"/>
-        <w:ind w:left="255" w:hanging="113"/>
+        <w:spacing w:before="0" w:after="40" w:line="254" w:lineRule="auto"/>
+        <w:ind w:left="317" w:hanging="173"/>
       </w:pPr>
       <w:r>
+        <w:rPr>
+          <w:rFonts w:ascii="Calibri" w:hAnsi="Calibri"/>
+          <w:color w:val="191919"/>
+          <w:sz w:val="18"/>
+        </w:rPr>
         <w:t>Implemented runtime and application performance visibility with Glowroot and Elastic APM, including response times, error rates, and error trace analysis.</w:t>
       </w:r>
     </w:p>
     <w:p>
       <w:pPr>
         <w:pStyle w:val="ListBullet"/>
-        <w:spacing w:after="20" w:line="240" w:lineRule="auto"/>
-        <w:ind w:left="255" w:hanging="113"/>
+        <w:spacing w:before="0" w:after="40" w:line="254" w:lineRule="auto"/>
+        <w:ind w:left="317" w:hanging="173"/>
       </w:pPr>
       <w:r>
-        <w:t>Analyzed alerts, coordinated incident triage, and helped improve service visibility across virtual machines, Kubernetes, and application services.</w:t>
+        <w:rPr>
+          <w:rFonts w:ascii="Calibri" w:hAnsi="Calibri"/>
+          <w:color w:val="191919"/>
+          <w:sz w:val="18"/>
+        </w:rPr>
+        <w:t>Analyzed alerts, coordinated incident triage, and improved service visibility across virtual machines, Kubernetes, and application services.</w:t>
       </w:r>
     </w:p>
     <w:p>
       <w:pPr>
-        <w:keepNext/>
-        <w:spacing w:before="100" w:after="0"/>
+        <w:spacing w:before="80" w:after="0" w:line="240" w:lineRule="auto"/>
       </w:pPr>
       <w:r>
         <w:rPr>
+          <w:rFonts w:ascii="Calibri" w:hAnsi="Calibri"/>
           <w:b/>
-          <w:sz w:val="21"/>
+          <w:color w:val="191919"/>
+          <w:sz w:val="20"/>
         </w:rPr>
-        <w:t>Sole Proprietorship</w:t>
-      </w:r>
-      <w:r>
-        <w:t xml:space="preserve"> | Remote / Turkey</w:t>
+        <w:t>Independent DevOps Consulting | Remote / Turkey</w:t>
       </w:r>
     </w:p>
     <w:p>
       <w:pPr>
-        <w:keepNext/>
-        <w:spacing w:before="80" w:after="10"/>
+        <w:spacing w:before="0" w:after="40" w:line="240" w:lineRule="auto"/>
       </w:pPr>
       <w:r>
         <w:rPr>
+          <w:rFonts w:ascii="Calibri" w:hAnsi="Calibri"/>
           <w:b/>
+          <w:color w:val="525252"/>
+          <w:sz w:val="18"/>
         </w:rPr>
-        <w:t>DevOps Consultant &amp; System Monitoring Specialist</w:t>
-      </w:r>
-      <w:r>
-        <w:rPr>
-          <w:i/>
-        </w:rPr>
-        <w:t xml:space="preserve"> | Jun 2024 - Present</w:t>
+        <w:t>Part-time DevOps Consultant &amp; System Monitoring Specialist | Jun 2024 - Present</w:t>
       </w:r>
     </w:p>
     <w:p>
       <w:pPr>
         <w:pStyle w:val="ListBullet"/>
-        <w:spacing w:after="20" w:line="240" w:lineRule="auto"/>
-        <w:ind w:left="255" w:hanging="113"/>
+        <w:spacing w:before="0" w:after="40" w:line="254" w:lineRule="auto"/>
+        <w:ind w:left="317" w:hanging="173"/>
       </w:pPr>
       <w:r>
-        <w:t>Provide DevOps, monitoring, and infrastructure support for client systems, including HA service setup, deployment automation, and observability improvements.</w:t>
+        <w:rPr>
+          <w:rFonts w:ascii="Calibri" w:hAnsi="Calibri"/>
+          <w:color w:val="191919"/>
+          <w:sz w:val="18"/>
+        </w:rPr>
+        <w:t>Provide scoped, part-time DevOps, monitoring, and infrastructure support for client systems without positioning the work as a competing full-time role.</w:t>
       </w:r>
     </w:p>
     <w:p>
       <w:pPr>
         <w:pStyle w:val="ListBullet"/>
-        <w:spacing w:after="20" w:line="240" w:lineRule="auto"/>
-        <w:ind w:left="255" w:hanging="113"/>
+        <w:spacing w:before="0" w:after="40" w:line="254" w:lineRule="auto"/>
+        <w:ind w:left="317" w:hanging="173"/>
       </w:pPr>
       <w:r>
-        <w:t>Deploy and maintain CI/CD pipelines with GitLab, Jenkins, Ansible, Docker, Kubernetes, and Helm for application delivery workflows.</w:t>
+        <w:rPr>
+          <w:rFonts w:ascii="Calibri" w:hAnsi="Calibri"/>
+          <w:color w:val="191919"/>
+          <w:sz w:val="18"/>
+        </w:rPr>
+        <w:t>Support HA service setup, deployment automation, observability improvements, and operational troubleshooting for Linux, Kubernetes, Docker, Helm, Jenkins, GitLab, Ansible, and Terraform-based environments.</w:t>
       </w:r>
     </w:p>
     <w:p>
       <w:pPr>
         <w:pStyle w:val="ListBullet"/>
-        <w:spacing w:after="20" w:line="240" w:lineRule="auto"/>
-        <w:ind w:left="255" w:hanging="113"/>
+        <w:spacing w:before="0" w:after="40" w:line="254" w:lineRule="auto"/>
+        <w:ind w:left="317" w:hanging="173"/>
       </w:pPr>
       <w:r>
+        <w:rPr>
+          <w:rFonts w:ascii="Calibri" w:hAnsi="Calibri"/>
+          <w:color w:val="191919"/>
+          <w:sz w:val="18"/>
+        </w:rPr>
         <w:t>Support AWS service setup and management, including EC2, RDS, Load Balancer, S3, and Lambda.</w:t>
       </w:r>
     </w:p>
     <w:p>
       <w:pPr>
         <w:pStyle w:val="ListBullet"/>
-        <w:spacing w:after="20" w:line="240" w:lineRule="auto"/>
-        <w:ind w:left="255" w:hanging="113"/>
+        <w:spacing w:before="0" w:after="40" w:line="254" w:lineRule="auto"/>
+        <w:ind w:left="317" w:hanging="173"/>
       </w:pPr>
       <w:r>
-        <w:t>Troubleshoot Kubernetes, Linux, service, and deployment issues; create automation scripts to reduce repetitive operational work.</w:t>
+        <w:rPr>
+          <w:rFonts w:ascii="Calibri" w:hAnsi="Calibri"/>
+          <w:color w:val="191919"/>
+          <w:sz w:val="18"/>
+        </w:rPr>
+        <w:t>Create automation scripts and practical runbooks that reduce repetitive operational work and make ongoing support easier to control.</w:t>
       </w:r>
     </w:p>
     <w:p>
       <w:pPr>
-        <w:pStyle w:val="Heading1"/>
+        <w:spacing w:before="160" w:after="60" w:line="240" w:lineRule="auto"/>
       </w:pPr>
       <w:r>
         <w:rPr>
+          <w:rFonts w:ascii="Calibri" w:hAnsi="Calibri"/>
           <w:b/>
+          <w:color w:val="1F4E79"/>
+          <w:sz w:val="23"/>
         </w:rPr>
-        <w:t>Education</w:t>
+        <w:t>EDUCATION</w:t>
       </w:r>
     </w:p>
     <w:p>
       <w:pPr>
-        <w:spacing w:after="20"/>
+        <w:spacing w:before="0" w:after="40" w:line="259" w:lineRule="auto"/>
       </w:pPr>
       <w:r>
         <w:rPr>
-          <w:b/>
+          <w:rFonts w:ascii="Calibri" w:hAnsi="Calibri"/>
+          <w:color w:val="191919"/>
+          <w:sz w:val="19"/>
         </w:rPr>
-        <w:t>B.E., Computer Engineering</w:t>
-      </w:r>
-      <w:r>
-        <w:t xml:space="preserve"> | Gazi University, Faculty of Engineering</w:t>
+        <w:t>B.E., Computer Engineering | Gazi University, Faculty of Engineering | 2021</w:t>
       </w:r>
     </w:p>
     <w:p>
       <w:pPr>
-        <w:spacing w:after="60"/>
+        <w:spacing w:before="160" w:after="60" w:line="240" w:lineRule="auto"/>
       </w:pPr>
       <w:r>
-        <w:t>GPA: 2.62/4.00 | 2021</w:t>
+        <w:rPr>
+          <w:rFonts w:ascii="Calibri" w:hAnsi="Calibri"/>
+          <w:b/>
+          <w:color w:val="1F4E79"/>
+          <w:sz w:val="23"/>
+        </w:rPr>
+        <w:t>LANGUAGES</w:t>
       </w:r>
     </w:p>
     <w:p>
       <w:pPr>
-        <w:pStyle w:val="Heading1"/>
+        <w:spacing w:before="0" w:after="0" w:line="259" w:lineRule="auto"/>
       </w:pPr>
       <w:r>
         <w:rPr>
-          <w:b/>
+          <w:rFonts w:ascii="Calibri" w:hAnsi="Calibri"/>
+          <w:color w:val="191919"/>
+          <w:sz w:val="19"/>
         </w:rPr>
-        <w:t>Languages</w:t>
-      </w:r>
-    </w:p>
-    <w:p>
-      <w:r>
         <w:t>Turkish: Native | English: Fluent</w:t>
       </w:r>
     </w:p>
     <w:sectPr>
-      <w:pgSz w:w="12240" w:h="15840"/>
-      <w:pgMar w:top="595" w:right="765" w:bottom="595" w:left="765" w:header="720" w:footer="720" w:gutter="0"/>
+      <w:pgSz w:w="11909" w:h="16834"/>
+      <w:pgMar w:top="792" w:right="835" w:bottom="792" w:left="835" w:header="432" w:footer="432" w:gutter="0"/>
       <w:cols w:space="720"/>
       <w:docGrid w:linePitch="360"/>
     </w:sectPr>
@@ -921,11 +1160,11 @@
     <w:qFormat/>
     <w:rsid w:val="00FC693F"/>
     <w:pPr>
-      <w:spacing w:after="40" w:line="240" w:lineRule="auto"/>
+      <w:spacing w:after="0" w:line="252" w:lineRule="auto"/>
     </w:pPr>
     <w:rPr>
-      <w:rFonts w:ascii="Arial" w:hAnsi="Arial" w:eastAsia="Arial"/>
-      <w:sz w:val="18"/>
+      <w:rFonts w:ascii="Calibri" w:hAnsi="Calibri"/>
+      <w:sz w:val="19"/>
     </w:rPr>
   </w:style>
   <w:style w:type="paragraph" w:styleId="Header">
@@ -983,15 +1222,15 @@
     <w:pPr>
       <w:keepNext/>
       <w:keepLines/>
-      <w:spacing w:before="100" w:after="40"/>
+      <w:spacing w:before="480" w:after="0"/>
       <w:outlineLvl w:val="0"/>
     </w:pPr>
     <w:rPr>
-      <w:rFonts w:asciiTheme="majorHAnsi" w:eastAsiaTheme="majorEastAsia" w:hAnsiTheme="majorHAnsi" w:cstheme="majorBidi" w:ascii="Arial" w:hAnsi="Arial" w:eastAsia="Arial"/>
+      <w:rFonts w:asciiTheme="majorHAnsi" w:eastAsiaTheme="majorEastAsia" w:hAnsiTheme="majorHAnsi" w:cstheme="majorBidi"/>
       <w:b/>
       <w:bCs/>
-      <w:color w:val="1F4E79"/>
-      <w:sz w:val="22"/>
+      <w:color w:val="365F91" w:themeColor="accent1" w:themeShade="BF"/>
+      <w:sz w:val="28"/>
       <w:szCs w:val="28"/>
     </w:rPr>
   </w:style>
@@ -1007,15 +1246,15 @@
     <w:pPr>
       <w:keepNext/>
       <w:keepLines/>
-      <w:spacing w:before="100" w:after="40"/>
+      <w:spacing w:before="200" w:after="0"/>
       <w:outlineLvl w:val="1"/>
     </w:pPr>
     <w:rPr>
-      <w:rFonts w:asciiTheme="majorHAnsi" w:eastAsiaTheme="majorEastAsia" w:hAnsiTheme="majorHAnsi" w:cstheme="majorBidi" w:ascii="Arial" w:hAnsi="Arial" w:eastAsia="Arial"/>
+      <w:rFonts w:asciiTheme="majorHAnsi" w:eastAsiaTheme="majorEastAsia" w:hAnsiTheme="majorHAnsi" w:cstheme="majorBidi"/>
       <w:b/>
       <w:bCs/>
-      <w:color w:val="222222"/>
-      <w:sz w:val="20"/>
+      <w:color w:val="4F81BD" w:themeColor="accent1"/>
+      <w:sz w:val="26"/>
       <w:szCs w:val="26"/>
     </w:rPr>
   </w:style>
@@ -1456,6 +1695,10 @@
       </w:numPr>
       <w:contextualSpacing/>
     </w:pPr>
+    <w:rPr>
+      <w:rFonts w:ascii="Calibri" w:hAnsi="Calibri"/>
+      <w:sz w:val="18"/>
+    </w:rPr>
   </w:style>
   <w:style w:type="paragraph" w:styleId="ListBullet2">
     <w:name w:val="List Bullet 2"/>

--- a/mehmet_basaran_cv_en.docx
+++ b/mehmet_basaran_cv_en.docx
@@ -684,7 +684,7 @@
           <w:color w:val="191919"/>
           <w:sz w:val="18"/>
         </w:rPr>
-        <w:t>Provide scoped, part-time DevOps, monitoring, and infrastructure support for client systems without positioning the work as a competing full-time role.</w:t>
+        <w:t>Provide scoped, part-time DevOps, monitoring, and infrastructure support for client systems, focused on defined delivery, troubleshooting, and observability improvements.</w:t>
       </w:r>
     </w:p>
     <w:p>
